--- a/docs/12_API_Design.docx
+++ b/docs/12_API_Design.docx
@@ -2016,6 +2016,7 @@
               <w:pStyle w:val="Compact"/>
             </w:pPr>
             <w:r>
+              <w:lastRenderedPageBreak/>
               <w:t>Method</w:t>
             </w:r>
           </w:p>
@@ -2057,7 +2058,6 @@
               <w:pStyle w:val="Compact"/>
             </w:pPr>
             <w:r>
-              <w:lastRenderedPageBreak/>
               <w:t>GET</w:t>
             </w:r>
           </w:p>
@@ -3060,6 +3060,122 @@
         <w:t>This API contract serves as the foundation for frontend integration and Spring Boot controller implementation.</w:t>
       </w:r>
       <w:bookmarkEnd w:id="19"/>
+      <w:r>
+        <w:br/>
+      </w:r>
+      <w:r>
+        <w:br/>
+      </w:r>
+      <w:r>
+        <w:t>8. Meal Pricing APIs</w:t>
+      </w:r>
+    </w:p>
+    <w:p>
+      <w:pPr>
+        <w:pStyle w:val="BodyText"/>
+      </w:pPr>
+    </w:p>
+    <w:p>
+      <w:pPr>
+        <w:pStyle w:val="BodyText"/>
+      </w:pPr>
+      <w:r>
+        <w:t>Base Path</w:t>
+      </w:r>
+    </w:p>
+    <w:p>
+      <w:pPr>
+        <w:pStyle w:val="BodyText"/>
+      </w:pPr>
+    </w:p>
+    <w:p>
+      <w:pPr>
+        <w:pStyle w:val="BodyText"/>
+      </w:pPr>
+      <w:r>
+        <w:t>/</w:t>
+      </w:r>
+      <w:proofErr w:type="spellStart"/>
+      <w:r>
+        <w:t>api</w:t>
+      </w:r>
+      <w:proofErr w:type="spellEnd"/>
+      <w:r>
+        <w:t>/v1/meal-pricing</w:t>
+      </w:r>
+    </w:p>
+    <w:p>
+      <w:pPr>
+        <w:pStyle w:val="BodyText"/>
+      </w:pPr>
+    </w:p>
+    <w:p>
+      <w:pPr>
+        <w:pStyle w:val="BodyText"/>
+      </w:pPr>
+      <w:r>
+        <w:t>Method        Endpoint        Description</w:t>
+      </w:r>
+    </w:p>
+    <w:p>
+      <w:pPr>
+        <w:pStyle w:val="BodyText"/>
+      </w:pPr>
+    </w:p>
+    <w:p>
+      <w:pPr>
+        <w:pStyle w:val="BodyText"/>
+      </w:pPr>
+      <w:r>
+        <w:t>GET           /               View Current Meal Prices</w:t>
+      </w:r>
+    </w:p>
+    <w:p>
+      <w:pPr>
+        <w:pStyle w:val="BodyText"/>
+      </w:pPr>
+    </w:p>
+    <w:p>
+      <w:pPr>
+        <w:pStyle w:val="BodyText"/>
+      </w:pPr>
+      <w:r>
+        <w:t>PUT           /               Update Meal Prices</w:t>
+      </w:r>
+    </w:p>
+    <w:p>
+      <w:pPr>
+        <w:pStyle w:val="BodyText"/>
+      </w:pPr>
+    </w:p>
+    <w:p>
+      <w:pPr>
+        <w:pStyle w:val="BodyText"/>
+      </w:pPr>
+      <w:r>
+        <w:t>Business Rule</w:t>
+      </w:r>
+    </w:p>
+    <w:p>
+      <w:pPr>
+        <w:pStyle w:val="BodyText"/>
+      </w:pPr>
+    </w:p>
+    <w:p>
+      <w:pPr>
+        <w:pStyle w:val="BodyText"/>
+      </w:pPr>
+      <w:r>
+        <w:t>Only the Mess Owner can update Meal Prices.</w:t>
+      </w:r>
+    </w:p>
+    <w:p>
+      <w:pPr>
+        <w:pStyle w:val="BodyText"/>
+      </w:pPr>
+      <w:r>
+        <w:t>Price updates affect only future customer responses.</w:t>
+      </w:r>
     </w:p>
     <w:sectPr>
       <w:footnotePr>
